--- a/testakten/unfallversicherung-arbeitsunfall-lagerleiter-sturz-trier/10_unfallschilderung_mandant_ausfuehrlich.docx
+++ b/testakten/unfallversicherung-arbeitsunfall-lagerleiter-sturz-trier/10_unfallschilderung_mandant_ausfuehrlich.docx
@@ -7,7 +7,7 @@
         <w:pStyle w:val="Heading1"/>
       </w:pPr>
       <w:r>
-        <w:t>Ausfuehrliche Unfallschilderung des Mandanten</w:t>
+        <w:t>Ausführliche Unfallschilderung des Mandanten</w:t>
       </w:r>
     </w:p>
     <w:p>
@@ -29,7 +29,7 @@
           <w:i w:val="0"/>
           <w:sz w:val="22"/>
         </w:rPr>
-        <w:t>Fachanwaelte fuer Sozialrecht</w:t>
+        <w:t>Fachanwälte für Sozialrecht</w:t>
       </w:r>
     </w:p>
     <w:p>
@@ -73,7 +73,7 @@
           <w:i w:val="0"/>
           <w:sz w:val="22"/>
         </w:rPr>
-        <w:t>Bearbeiterin: Dr. Nadine Ohlerich, Rechtsanwaeltin, Fachanwaeltin fuer Sozialrecht</w:t>
+        <w:t>Bearbeiterin: Dr. Nadine Ohlerich, Rechtsanwältin, Fachanwältin für Sozialrecht</w:t>
       </w:r>
     </w:p>
     <w:p/>
@@ -93,7 +93,7 @@
           <w:i w:val="0"/>
           <w:sz w:val="22"/>
         </w:rPr>
-        <w:t>Die nachfolgende Schilderung wurde am 14.04.2026 im Rahmen eines rund neunzigminuetigen Mandantengespraechs in der Kanzlei aufgenommen und dem Mandanten Karsten Moeller anschliessend zur Durchsicht und Unterschrift vorgelegt. Sie ersetzt keine eidesstattliche Versicherung, dient aber als Grundlage fuer die Widerspruchsbegruendung.</w:t>
+        <w:t>Die nachfolgende Schilderung wurde am 14.04.2026 im Rahmen eines rund neunzigminütigen Mandantengesprächs in der Kanzlei aufgenommen und dem Mandanten Karsten Möller anschließend zur Durchsicht und Unterschrift vorgelegt. Sie ersetzt keine eidesstattliche Versicherung, dient aber als Grundlage für die Widerspruchsbegründung.</w:t>
       </w:r>
     </w:p>
     <w:p>
@@ -112,7 +112,7 @@
           <w:i w:val="0"/>
           <w:sz w:val="22"/>
         </w:rPr>
-        <w:t>Herr Moeller begann die Fruehschicht am 03.04.2026 um 6:00 Uhr mit der Uebergabe von Schichtleiter Dennis Auer. Auer berichtete, dass Rampe 4 bereits in der Nachtschicht Probleme beim Ausfahren der Ueberladebruecke gemacht habe und ein LKW der Spedition Havelmann seit 5:50 Uhr an Rampe 4 auf Entladung warte. Herr Moeller entschied sich, selbst nach Rampe 4 zu sehen, weil der zustaendige Rampenwart erst ab 7:00 Uhr eingeteilt war.</w:t>
+        <w:t>Herr Möller begann die Frühschicht am 03.04.2026 um 6:00 Uhr mit der Übergabe von Schichtleiter Dennis Auer. Auer berichtete, dass Rampe 4 bereits in der Nachtschicht Probleme beim Ausfahren der Überladebrücke gemacht habe und ein LKW der Spedition Havelmann seit 5:50 Uhr an Rampe 4 auf Entladung warte. Herr Möller entschied sich, selbst nach Rampe 4 zu sehen, weil der zuständige Rampenwart erst ab 7:00 Uhr eingeteilt war.</w:t>
       </w:r>
     </w:p>
     <w:p>
@@ -131,7 +131,7 @@
           <w:i w:val="0"/>
           <w:sz w:val="22"/>
         </w:rPr>
-        <w:t>Gegen 6:38 Uhr erreichte Herr Moeller Rampe 4. Die Ueberladebruecke stand schraeg und liess sich mit dem Hebel nicht vollstaendig ausfahren. Er stellte sich seitlich auf die Rampenkante, um mit beiden Haenden am Hebel Zug auszuueben. Nach eigener Erinnerung loeste sich der Widerstand ploetzlich, die Bruecke schnellte nach unten durch, und er verlor den Halt. Er stuerzte nach rechts vornueber auf den etwa 90 Zentimeter tiefer liegenden Hallenboden vor der Rampe.</w:t>
+        <w:t>Gegen 6:38 Uhr erreichte Herr Möller Rampe 4. Die Überladebrücke stand schräg und liess sich mit dem Hebel nicht vollständig ausfahren. Er stellte sich seitlich auf die Rampenkante, um mit beiden Händen am Hebel Zug auszuüben. Nach eigener Erinnerung löste sich der Widerstand plötzlich, die Brücke schnellte nach unten durch, und er verlor den Halt. Er stürzte nach rechts vornüber auf den etwa 90 Zentimeter tiefer liegenden Hallenboden vor der Rampe.</w:t>
       </w:r>
     </w:p>
     <w:p>
@@ -139,7 +139,7 @@
         <w:pStyle w:val="Heading3"/>
       </w:pPr>
       <w:r>
-        <w:t>3.1 Koerperhaltung beim Aufprall</w:t>
+        <w:t>3.1 Körperhaltung beim Aufprall</w:t>
       </w:r>
     </w:p>
     <w:p>
@@ -169,7 +169,7 @@
           <w:i w:val="0"/>
           <w:sz w:val="22"/>
         </w:rPr>
-        <w:t>Er habe sofort laut nach Hilfe gerufen und dabei sinngemaess gesagt: 'Die Bruecke hat nachgegeben, die war schon wieder schwergaengig.' Diese Aussage deckt sich mit der spaeteren Zeugenangabe von Bastian Kopp.</w:t>
+        <w:t>Er habe sofort laut nach Hilfe gerufen und dabei sinngemäß gesagt: 'Die Brücke hat nachgegeben, die war schon wieder schwergängig.' Diese Aussage deckt sich mit der späteren Zeugenangabe von Bastian Kopp.</w:t>
       </w:r>
     </w:p>
     <w:p>
@@ -188,7 +188,7 @@
           <w:i w:val="0"/>
           <w:sz w:val="22"/>
         </w:rPr>
-        <w:t>Herr Moeller bestaetigt, in den Jahren 2016 bis 2018 gelegentlich nach Handballspielen Schulterbeschwerden rechts gehabt zu haben, die jeweils nach wenigen Tagen ohne Arztbesuch abgeklungen seien. Seit 2019 habe er keinen Leistungssport mehr betrieben und keinerlei Einschraenkung im Arbeitsalltag gehabt, was durch die betriebsaerztliche Untersuchung 2024 bestaetigt worden sei.</w:t>
+        <w:t>Herr Möller bestätigt, in den Jahren 2016 bis 2018 gelegentlich nach Handballspielen Schulterbeschwerden rechts gehabt zu haben, die jeweils nach wenigen Tagen ohne Arztbesuch abgeklungen seien. Seit 2019 habe er keinen Leistungssport mehr betrieben und keinerlei Einschränkung im Arbeitsalltag gehabt, was durch die betriebsärztliche Untersuchung 2024 bestätigt worden sei.</w:t>
       </w:r>
     </w:p>
     <w:p>
@@ -207,22 +207,11 @@
           <w:i w:val="0"/>
           <w:sz w:val="22"/>
         </w:rPr>
-        <w:t>Nach interner Arbeitsanweisung Nr. 14 zur Ladungssicherung ist eine klemmende Ueberladebruecke durch den Rampenwart und nicht durch den Lagerleiter zu warten. Herr Moeller raeumt ein, im Zeitdruck gegen diese Anweisung verstossen zu haben, weist aber darauf hin, dass Vorgesetzte wiederholt toleriert haetten, dass Schichtverantwortliche bei Personalengpaessen selbst eingriffen.</w:t>
-      </w:r>
-    </w:p>
-    <w:p>
-      <w:r>
-        <w:rPr>
-          <w:rFonts w:ascii="Times New Roman" w:hAnsi="Times New Roman"/>
-          <w:b w:val="0"/>
-          <w:i w:val="0"/>
-          <w:sz w:val="22"/>
-        </w:rPr>
-        <w:t>Formathinweis: Dieses Aktenstück wird in Times New Roman, 11 pt, mit ausschließlich dezimaler Gliederung ausgegeben.</w:t>
+        <w:t>Nach interner Arbeitsanweisung Nr. 14 zur Ladungssicherung ist eine klemmende Überladebrücke durch den Rampenwart und nicht durch den Lagerleiter zu warten. Herr Möller räumt ein, im Zeitdruck gegen diese Anweisung verstoßen zu haben, weist aber darauf hin, dass Vorgesetzte wiederholt toleriert hätten, dass Schichtverantwortliche bei Personalengpässen selbst eingriffen.</w:t>
       </w:r>
     </w:p>
     <w:sectPr>
-      <w:pgSz w:w="12240" w:h="15840"/>
+      <w:pgSz w:w="11906" w:h="16838"/>
       <w:pgMar w:top="1440" w:right="1800" w:bottom="1440" w:left="1800" w:header="720" w:footer="720" w:gutter="0"/>
       <w:cols w:space="720"/>
       <w:docGrid w:linePitch="360"/>
